--- a/4 - Aplikasi.docx
+++ b/4 - Aplikasi.docx
@@ -1,6 +1,6 @@
 
 <file path=word/document.xml><?xml version="1.0" encoding="utf-8"?>
-<w:document xmlns:wpc="http://schemas.microsoft.com/office/word/2010/wordprocessingCanvas" xmlns:cx="http://schemas.microsoft.com/office/drawing/2014/chartex" xmlns:cx1="http://schemas.microsoft.com/office/drawing/2015/9/8/chartex" xmlns:cx2="http://schemas.microsoft.com/office/drawing/2015/10/21/chartex" xmlns:cx3="http://schemas.microsoft.com/office/drawing/2016/5/9/chartex" xmlns:cx4="http://schemas.microsoft.com/office/drawing/2016/5/10/chartex" xmlns:cx5="http://schemas.microsoft.com/office/drawing/2016/5/11/chartex" xmlns:cx6="http://schemas.microsoft.com/office/drawing/2016/5/12/chartex" xmlns:cx7="http://schemas.microsoft.com/office/drawing/2016/5/13/chartex" xmlns:cx8="http://schemas.microsoft.com/office/drawing/2016/5/14/chartex" xmlns:mc="http://schemas.openxmlformats.org/markup-compatibility/2006" xmlns:aink="http://schemas.microsoft.com/office/drawing/2016/ink" xmlns:am3d="http://schemas.microsoft.com/office/drawing/2017/model3d" xmlns:o="urn:schemas-microsoft-com:office:office" xmlns:oel="http://schemas.microsoft.com/office/2019/extlst" xmlns:r="http://schemas.openxmlformats.org/officeDocument/2006/relationships" xmlns:m="http://schemas.openxmlformats.org/officeDocument/2006/math" xmlns:v="urn:schemas-microsoft-com:vml" xmlns:wp14="http://schemas.microsoft.com/office/word/2010/wordprocessingDrawing" xmlns:wp="http://schemas.openxmlformats.org/drawingml/2006/wordprocessingDrawing" xmlns:w10="urn:schemas-microsoft-com:office:word" xmlns:w="http://schemas.openxmlformats.org/wordprocessingml/2006/main" xmlns:w14="http://schemas.microsoft.com/office/word/2010/wordml" xmlns:w15="http://schemas.microsoft.com/office/word/2012/wordml" xmlns:w16cex="http://schemas.microsoft.com/office/word/2018/wordml/cex" xmlns:w16cid="http://schemas.microsoft.com/office/word/2016/wordml/cid" xmlns:w16="http://schemas.microsoft.com/office/word/2018/wordml" xmlns:w16du="http://schemas.microsoft.com/office/word/2023/wordml/word16du" xmlns:w16sdtdh="http://schemas.microsoft.com/office/word/2020/wordml/sdtdatahash" xmlns:w16sdtfl="http://schemas.microsoft.com/office/word/2024/wordml/sdtformatlock" xmlns:w16se="http://schemas.microsoft.com/office/word/2015/wordml/symex" xmlns:wpg="http://schemas.microsoft.com/office/word/2010/wordprocessingGroup" xmlns:wpi="http://schemas.microsoft.com/office/word/2010/wordprocessingInk" xmlns:wne="http://schemas.microsoft.com/office/word/2006/wordml" xmlns:wps="http://schemas.microsoft.com/office/word/2010/wordprocessingShape" mc:Ignorable="w14 w15 w16se w16cid w16 w16cex w16sdtdh w16sdtfl w16du wp14">
+<w:document xmlns:wpc="http://schemas.microsoft.com/office/word/2010/wordprocessingCanvas" xmlns:cx="http://schemas.microsoft.com/office/drawing/2014/chartex" xmlns:cx1="http://schemas.microsoft.com/office/drawing/2015/9/8/chartex" xmlns:cx2="http://schemas.microsoft.com/office/drawing/2015/10/21/chartex" xmlns:cx3="http://schemas.microsoft.com/office/drawing/2016/5/9/chartex" xmlns:cx4="http://schemas.microsoft.com/office/drawing/2016/5/10/chartex" xmlns:cx5="http://schemas.microsoft.com/office/drawing/2016/5/11/chartex" xmlns:cx6="http://schemas.microsoft.com/office/drawing/2016/5/12/chartex" xmlns:cx7="http://schemas.microsoft.com/office/drawing/2016/5/13/chartex" xmlns:cx8="http://schemas.microsoft.com/office/drawing/2016/5/14/chartex" xmlns:mc="http://schemas.openxmlformats.org/markup-compatibility/2006" xmlns:aink="http://schemas.microsoft.com/office/drawing/2016/ink" xmlns:am3d="http://schemas.microsoft.com/office/drawing/2017/model3d" xmlns:o="urn:schemas-microsoft-com:office:office" xmlns:oel="http://schemas.microsoft.com/office/2019/extlst" xmlns:r="http://schemas.openxmlformats.org/officeDocument/2006/relationships" xmlns:m="http://schemas.openxmlformats.org/officeDocument/2006/math" xmlns:v="urn:schemas-microsoft-com:vml" xmlns:wp14="http://schemas.microsoft.com/office/word/2010/wordprocessingDrawing" xmlns:wp="http://schemas.openxmlformats.org/drawingml/2006/wordprocessingDrawing" xmlns:w10="urn:schemas-microsoft-com:office:word" xmlns:w="http://schemas.openxmlformats.org/wordprocessingml/2006/main" xmlns:w14="http://schemas.microsoft.com/office/word/2010/wordml" xmlns:w15="http://schemas.microsoft.com/office/word/2012/wordml" xmlns:w16cex="http://schemas.microsoft.com/office/word/2018/wordml/cex" xmlns:w16cid="http://schemas.microsoft.com/office/word/2016/wordml/cid" xmlns:w16="http://schemas.microsoft.com/office/word/2018/wordml" xmlns:w16sdtdh="http://schemas.microsoft.com/office/word/2020/wordml/sdtdatahash" xmlns:w16se="http://schemas.microsoft.com/office/word/2015/wordml/symex" xmlns:wpg="http://schemas.microsoft.com/office/word/2010/wordprocessingGroup" xmlns:wpi="http://schemas.microsoft.com/office/word/2010/wordprocessingInk" xmlns:wne="http://schemas.microsoft.com/office/word/2006/wordml" xmlns:wps="http://schemas.microsoft.com/office/word/2010/wordprocessingShape" mc:Ignorable="w14 w15 w16se w16cid w16 w16cex w16sdtdh wp14">
   <w:body>
     <w:tbl>
       <w:tblPr>
@@ -80,6 +80,16 @@
                 <w:szCs w:val="48"/>
               </w:rPr>
               <w:t>LAB KOM-I</w:t>
+            </w:r>
+            <w:r>
+              <w:rPr>
+                <w:rFonts w:cs="Times New Roman"/>
+                <w:b/>
+                <w:bCs/>
+                <w:sz w:val="48"/>
+                <w:szCs w:val="48"/>
+              </w:rPr>
+              <w:t>I</w:t>
             </w:r>
             <w:r>
               <w:rPr>
@@ -228,7 +238,6 @@
                 <w:bCs/>
               </w:rPr>
             </w:pPr>
-            <w:proofErr w:type="spellStart"/>
             <w:r>
               <w:rPr>
                 <w:b/>
@@ -236,7 +245,6 @@
               </w:rPr>
               <w:t>Aplikasi</w:t>
             </w:r>
-            <w:proofErr w:type="spellEnd"/>
           </w:p>
         </w:tc>
         <w:tc>
@@ -276,7 +284,6 @@
                 <w:bCs/>
               </w:rPr>
             </w:pPr>
-            <w:proofErr w:type="spellStart"/>
             <w:r>
               <w:rPr>
                 <w:b/>
@@ -284,7 +291,6 @@
               </w:rPr>
               <w:t>Keterangan</w:t>
             </w:r>
-            <w:proofErr w:type="spellEnd"/>
           </w:p>
         </w:tc>
       </w:tr>
@@ -324,7 +330,7 @@
               <w:jc w:val="center"/>
             </w:pPr>
             <w:r>
-              <w:t>Dev C++</w:t>
+              <w:t>XAMPP</w:t>
             </w:r>
           </w:p>
         </w:tc>
@@ -338,11 +344,9 @@
               <w:spacing w:before="60" w:after="60" w:line="240" w:lineRule="auto"/>
               <w:jc w:val="center"/>
             </w:pPr>
-            <w:proofErr w:type="spellStart"/>
             <w:r>
               <w:t>Lancar</w:t>
             </w:r>
-            <w:proofErr w:type="spellEnd"/>
           </w:p>
         </w:tc>
         <w:tc>
@@ -355,13 +359,11 @@
               <w:spacing w:before="60" w:after="60" w:line="240" w:lineRule="auto"/>
               <w:jc w:val="center"/>
             </w:pPr>
-            <w:proofErr w:type="spellStart"/>
             <w:r>
               <w:t>Versi</w:t>
             </w:r>
-            <w:proofErr w:type="spellEnd"/>
-            <w:r>
-              <w:t xml:space="preserve"> 5.1.1</w:t>
+            <w:r>
+              <w:t xml:space="preserve"> terbaru</w:t>
             </w:r>
           </w:p>
         </w:tc>
@@ -381,11 +383,9 @@
               <w:spacing w:before="60" w:after="60" w:line="240" w:lineRule="auto"/>
               <w:jc w:val="center"/>
             </w:pPr>
-            <w:proofErr w:type="spellStart"/>
-            <w:r>
-              <w:t>Postgresql</w:t>
-            </w:r>
-            <w:proofErr w:type="spellEnd"/>
+            <w:r>
+              <w:t>Visual Studio Code</w:t>
+            </w:r>
           </w:p>
         </w:tc>
         <w:tc>
@@ -398,11 +398,9 @@
               <w:spacing w:before="60" w:after="60" w:line="240" w:lineRule="auto"/>
               <w:jc w:val="center"/>
             </w:pPr>
-            <w:proofErr w:type="spellStart"/>
             <w:r>
               <w:t>Lancar</w:t>
             </w:r>
-            <w:proofErr w:type="spellEnd"/>
           </w:p>
         </w:tc>
         <w:tc>
@@ -415,19 +413,12 @@
               <w:spacing w:before="60" w:after="60" w:line="240" w:lineRule="auto"/>
               <w:jc w:val="center"/>
             </w:pPr>
-            <w:proofErr w:type="spellStart"/>
-            <w:r>
-              <w:t>Versi</w:t>
-            </w:r>
-            <w:proofErr w:type="spellEnd"/>
-            <w:r>
-              <w:t xml:space="preserve"> </w:t>
-            </w:r>
-            <w:proofErr w:type="spellStart"/>
+            <w:r>
+              <w:t xml:space="preserve">Versi </w:t>
+            </w:r>
             <w:r>
               <w:t>terbaru</w:t>
             </w:r>
-            <w:proofErr w:type="spellEnd"/>
           </w:p>
         </w:tc>
       </w:tr>
@@ -446,11 +437,9 @@
               <w:spacing w:before="60" w:after="60" w:line="240" w:lineRule="auto"/>
               <w:jc w:val="center"/>
             </w:pPr>
-            <w:proofErr w:type="spellStart"/>
-            <w:r>
-              <w:t>Navicat</w:t>
-            </w:r>
-            <w:proofErr w:type="spellEnd"/>
+            <w:r>
+              <w:t>Postman</w:t>
+            </w:r>
           </w:p>
         </w:tc>
         <w:tc>
@@ -463,11 +452,9 @@
               <w:spacing w:before="60" w:after="60" w:line="240" w:lineRule="auto"/>
               <w:jc w:val="center"/>
             </w:pPr>
-            <w:proofErr w:type="spellStart"/>
             <w:r>
               <w:t>Lancar</w:t>
             </w:r>
-            <w:proofErr w:type="spellEnd"/>
           </w:p>
         </w:tc>
         <w:tc>
@@ -480,13 +467,11 @@
               <w:spacing w:before="60" w:after="60" w:line="240" w:lineRule="auto"/>
               <w:jc w:val="center"/>
             </w:pPr>
-            <w:proofErr w:type="spellStart"/>
-            <w:r>
-              <w:t>Versi</w:t>
-            </w:r>
-            <w:proofErr w:type="spellEnd"/>
-            <w:r>
-              <w:t xml:space="preserve"> 16</w:t>
+            <w:r>
+              <w:t xml:space="preserve">Versi </w:t>
+            </w:r>
+            <w:r>
+              <w:t>terbaru</w:t>
             </w:r>
           </w:p>
         </w:tc>
@@ -507,23 +492,7 @@
               <w:jc w:val="center"/>
             </w:pPr>
             <w:r>
-              <w:t>APK Industri (</w:t>
-            </w:r>
-            <w:proofErr w:type="spellStart"/>
-            <w:r>
-              <w:t>VisioProject</w:t>
-            </w:r>
-            <w:proofErr w:type="spellEnd"/>
-            <w:r>
-              <w:t xml:space="preserve">, </w:t>
-            </w:r>
-            <w:proofErr w:type="spellStart"/>
-            <w:r>
-              <w:t>dll</w:t>
-            </w:r>
-            <w:proofErr w:type="spellEnd"/>
-            <w:r>
-              <w:t>)</w:t>
+              <w:t>Gns3</w:t>
             </w:r>
           </w:p>
         </w:tc>
@@ -537,11 +506,9 @@
               <w:spacing w:before="60" w:after="60" w:line="240" w:lineRule="auto"/>
               <w:jc w:val="center"/>
             </w:pPr>
-            <w:proofErr w:type="spellStart"/>
             <w:r>
               <w:t>Lancar</w:t>
             </w:r>
-            <w:proofErr w:type="spellEnd"/>
           </w:p>
         </w:tc>
         <w:tc>
@@ -554,11 +521,9 @@
               <w:spacing w:before="60" w:after="60" w:line="240" w:lineRule="auto"/>
               <w:jc w:val="center"/>
             </w:pPr>
-            <w:proofErr w:type="spellStart"/>
-            <w:r>
-              <w:t>oke</w:t>
-            </w:r>
-            <w:proofErr w:type="spellEnd"/>
+            <w:r>
+              <w:t>Versi terbaru</w:t>
+            </w:r>
           </w:p>
         </w:tc>
       </w:tr>
@@ -578,7 +543,7 @@
               <w:jc w:val="center"/>
             </w:pPr>
             <w:r>
-              <w:t>APK SIPIL</w:t>
+              <w:t>Virtual Box</w:t>
             </w:r>
           </w:p>
         </w:tc>
@@ -592,11 +557,9 @@
               <w:spacing w:before="60" w:after="60" w:line="240" w:lineRule="auto"/>
               <w:jc w:val="center"/>
             </w:pPr>
-            <w:proofErr w:type="spellStart"/>
             <w:r>
               <w:t>Lancar</w:t>
             </w:r>
-            <w:proofErr w:type="spellEnd"/>
           </w:p>
         </w:tc>
         <w:tc>
@@ -609,11 +572,60 @@
               <w:spacing w:before="60" w:after="60" w:line="240" w:lineRule="auto"/>
               <w:jc w:val="center"/>
             </w:pPr>
-            <w:proofErr w:type="spellStart"/>
-            <w:r>
-              <w:t>oke</w:t>
-            </w:r>
-            <w:proofErr w:type="spellEnd"/>
+            <w:r>
+              <w:t>Versi 6 &amp; Versi 7</w:t>
+            </w:r>
+          </w:p>
+        </w:tc>
+      </w:tr>
+      <w:tr>
+        <w:trPr>
+          <w:trHeight w:val="261"/>
+        </w:trPr>
+        <w:tc>
+          <w:tcPr>
+            <w:tcW w:w="4645" w:type="dxa"/>
+            <w:gridSpan w:val="2"/>
+            <w:vAlign w:val="center"/>
+          </w:tcPr>
+          <w:p>
+            <w:pPr>
+              <w:spacing w:before="60" w:after="60" w:line="240" w:lineRule="auto"/>
+              <w:jc w:val="center"/>
+            </w:pPr>
+            <w:r>
+              <w:t>Aplikasi Industri</w:t>
+            </w:r>
+          </w:p>
+        </w:tc>
+        <w:tc>
+          <w:tcPr>
+            <w:tcW w:w="1441" w:type="dxa"/>
+            <w:vAlign w:val="center"/>
+          </w:tcPr>
+          <w:p>
+            <w:pPr>
+              <w:spacing w:before="60" w:after="60" w:line="240" w:lineRule="auto"/>
+              <w:jc w:val="center"/>
+            </w:pPr>
+            <w:r>
+              <w:t>Lancar</w:t>
+            </w:r>
+          </w:p>
+        </w:tc>
+        <w:tc>
+          <w:tcPr>
+            <w:tcW w:w="7852" w:type="dxa"/>
+            <w:vAlign w:val="center"/>
+          </w:tcPr>
+          <w:p>
+            <w:pPr>
+              <w:spacing w:before="60" w:after="60" w:line="240" w:lineRule="auto"/>
+              <w:jc w:val="center"/>
+            </w:pPr>
+            <w:r>
+              <w:t>-</w:t>
+            </w:r>
           </w:p>
         </w:tc>
       </w:tr>
@@ -660,7 +672,6 @@
                 <w:iCs/>
               </w:rPr>
             </w:pPr>
-            <w:proofErr w:type="spellStart"/>
             <w:r>
               <w:rPr>
                 <w:b/>
@@ -668,17 +679,7 @@
                 <w:i/>
                 <w:iCs/>
               </w:rPr>
-              <w:t>Catatan</w:t>
-            </w:r>
-            <w:proofErr w:type="spellEnd"/>
-            <w:r>
-              <w:rPr>
-                <w:b/>
-                <w:bCs/>
-                <w:i/>
-                <w:iCs/>
-              </w:rPr>
-              <w:t xml:space="preserve"> :</w:t>
+              <w:t>Catatan :</w:t>
             </w:r>
           </w:p>
         </w:tc>
@@ -729,7 +730,6 @@
                 <w:szCs w:val="24"/>
               </w:rPr>
             </w:pPr>
-            <w:proofErr w:type="spellStart"/>
             <w:r>
               <w:rPr>
                 <w:rFonts w:cs="Times New Roman"/>
@@ -739,7 +739,6 @@
               </w:rPr>
               <w:t>Tuliskan</w:t>
             </w:r>
-            <w:proofErr w:type="spellEnd"/>
             <w:r>
               <w:rPr>
                 <w:rFonts w:cs="Times New Roman"/>
@@ -747,127 +746,7 @@
                 <w:iCs/>
                 <w:szCs w:val="24"/>
               </w:rPr>
-              <w:t xml:space="preserve"> </w:t>
-            </w:r>
-            <w:proofErr w:type="spellStart"/>
-            <w:r>
-              <w:rPr>
-                <w:rFonts w:cs="Times New Roman"/>
-                <w:i/>
-                <w:iCs/>
-                <w:szCs w:val="24"/>
-              </w:rPr>
-              <w:t>kesimpulan</w:t>
-            </w:r>
-            <w:proofErr w:type="spellEnd"/>
-            <w:r>
-              <w:rPr>
-                <w:rFonts w:cs="Times New Roman"/>
-                <w:i/>
-                <w:iCs/>
-                <w:szCs w:val="24"/>
-              </w:rPr>
-              <w:t xml:space="preserve"> </w:t>
-            </w:r>
-            <w:proofErr w:type="spellStart"/>
-            <w:r>
-              <w:rPr>
-                <w:rFonts w:cs="Times New Roman"/>
-                <w:i/>
-                <w:iCs/>
-                <w:szCs w:val="24"/>
-              </w:rPr>
-              <w:t>singkat</w:t>
-            </w:r>
-            <w:proofErr w:type="spellEnd"/>
-            <w:r>
-              <w:rPr>
-                <w:rFonts w:cs="Times New Roman"/>
-                <w:i/>
-                <w:iCs/>
-                <w:szCs w:val="24"/>
-              </w:rPr>
-              <w:t xml:space="preserve"> </w:t>
-            </w:r>
-            <w:proofErr w:type="spellStart"/>
-            <w:r>
-              <w:rPr>
-                <w:rFonts w:cs="Times New Roman"/>
-                <w:i/>
-                <w:iCs/>
-                <w:szCs w:val="24"/>
-              </w:rPr>
-              <w:t>mengenai</w:t>
-            </w:r>
-            <w:proofErr w:type="spellEnd"/>
-            <w:r>
-              <w:rPr>
-                <w:rFonts w:cs="Times New Roman"/>
-                <w:i/>
-                <w:iCs/>
-                <w:szCs w:val="24"/>
-              </w:rPr>
-              <w:t xml:space="preserve"> </w:t>
-            </w:r>
-            <w:proofErr w:type="spellStart"/>
-            <w:r>
-              <w:rPr>
-                <w:rFonts w:cs="Times New Roman"/>
-                <w:i/>
-                <w:iCs/>
-                <w:szCs w:val="24"/>
-              </w:rPr>
-              <w:t>kondisi</w:t>
-            </w:r>
-            <w:proofErr w:type="spellEnd"/>
-            <w:r>
-              <w:rPr>
-                <w:rFonts w:cs="Times New Roman"/>
-                <w:i/>
-                <w:iCs/>
-                <w:szCs w:val="24"/>
-              </w:rPr>
-              <w:t xml:space="preserve"> </w:t>
-            </w:r>
-            <w:proofErr w:type="spellStart"/>
-            <w:r>
-              <w:rPr>
-                <w:rFonts w:cs="Times New Roman"/>
-                <w:i/>
-                <w:iCs/>
-                <w:szCs w:val="24"/>
-              </w:rPr>
-              <w:t>komputer</w:t>
-            </w:r>
-            <w:proofErr w:type="spellEnd"/>
-            <w:r>
-              <w:rPr>
-                <w:rFonts w:cs="Times New Roman"/>
-                <w:i/>
-                <w:iCs/>
-                <w:szCs w:val="24"/>
-              </w:rPr>
-              <w:t xml:space="preserve"> </w:t>
-            </w:r>
-            <w:proofErr w:type="spellStart"/>
-            <w:r>
-              <w:rPr>
-                <w:rFonts w:cs="Times New Roman"/>
-                <w:i/>
-                <w:iCs/>
-                <w:szCs w:val="24"/>
-              </w:rPr>
-              <w:t>tersebut</w:t>
-            </w:r>
-            <w:proofErr w:type="spellEnd"/>
-            <w:r>
-              <w:rPr>
-                <w:rFonts w:cs="Times New Roman"/>
-                <w:i/>
-                <w:iCs/>
-                <w:szCs w:val="24"/>
-              </w:rPr>
-              <w:t>.</w:t>
+              <w:t xml:space="preserve"> kesimpulan singkat mengenai kondisi komputer tersebut.</w:t>
             </w:r>
           </w:p>
         </w:tc>
@@ -914,7 +793,7 @@
 </file>
 
 <file path=word/styles.xml><?xml version="1.0" encoding="utf-8"?>
-<w:styles xmlns:mc="http://schemas.openxmlformats.org/markup-compatibility/2006" xmlns:r="http://schemas.openxmlformats.org/officeDocument/2006/relationships" xmlns:w="http://schemas.openxmlformats.org/wordprocessingml/2006/main" xmlns:w14="http://schemas.microsoft.com/office/word/2010/wordml" xmlns:w15="http://schemas.microsoft.com/office/word/2012/wordml" xmlns:w16cex="http://schemas.microsoft.com/office/word/2018/wordml/cex" xmlns:w16cid="http://schemas.microsoft.com/office/word/2016/wordml/cid" xmlns:w16="http://schemas.microsoft.com/office/word/2018/wordml" xmlns:w16du="http://schemas.microsoft.com/office/word/2023/wordml/word16du" xmlns:w16sdtdh="http://schemas.microsoft.com/office/word/2020/wordml/sdtdatahash" xmlns:w16sdtfl="http://schemas.microsoft.com/office/word/2024/wordml/sdtformatlock" xmlns:w16se="http://schemas.microsoft.com/office/word/2015/wordml/symex" mc:Ignorable="w14 w15 w16se w16cid w16 w16cex w16sdtdh w16sdtfl w16du">
+<w:styles xmlns:mc="http://schemas.openxmlformats.org/markup-compatibility/2006" xmlns:r="http://schemas.openxmlformats.org/officeDocument/2006/relationships" xmlns:w="http://schemas.openxmlformats.org/wordprocessingml/2006/main" xmlns:w14="http://schemas.microsoft.com/office/word/2010/wordml" xmlns:w15="http://schemas.microsoft.com/office/word/2012/wordml" xmlns:w16cex="http://schemas.microsoft.com/office/word/2018/wordml/cex" xmlns:w16cid="http://schemas.microsoft.com/office/word/2016/wordml/cid" xmlns:w16="http://schemas.microsoft.com/office/word/2018/wordml" xmlns:w16sdtdh="http://schemas.microsoft.com/office/word/2020/wordml/sdtdatahash" xmlns:w16se="http://schemas.microsoft.com/office/word/2015/wordml/symex" mc:Ignorable="w14 w15 w16se w16cid w16 w16cex w16sdtdh">
   <w:docDefaults>
     <w:rPrDefault>
       <w:rPr>
